--- a/ai_14/oleh_sokal/epic3/epic_3_practice_and_labs_1_2_report_sokal_oleh.docx
+++ b/ai_14/oleh_sokal/epic3/epic_3_practice_and_labs_1_2_report_sokal_oleh.docx
@@ -73,12 +73,12 @@
           <wp:inline distB="0" distT="0" distL="0" distR="0">
             <wp:extent cx="2983694" cy="2831231"/>
             <wp:effectExtent b="0" l="0" r="0" t="0"/>
-            <wp:docPr id="15" name="image20.png"/>
+            <wp:docPr id="15" name="image14.png"/>
             <a:graphic>
               <a:graphicData uri="http://schemas.openxmlformats.org/drawingml/2006/picture">
                 <pic:pic>
                   <pic:nvPicPr>
-                    <pic:cNvPr id="0" name="image20.png"/>
+                    <pic:cNvPr id="0" name="image14.png"/>
                     <pic:cNvPicPr preferRelativeResize="0"/>
                   </pic:nvPicPr>
                   <pic:blipFill>
@@ -3186,12 +3186,12 @@
           <wp:inline distB="114300" distT="114300" distL="114300" distR="114300">
             <wp:extent cx="809625" cy="304800"/>
             <wp:effectExtent b="0" l="0" r="0" t="0"/>
-            <wp:docPr id="1" name="image13.png"/>
+            <wp:docPr id="1" name="image17.png"/>
             <a:graphic>
               <a:graphicData uri="http://schemas.openxmlformats.org/drawingml/2006/picture">
                 <pic:pic>
                   <pic:nvPicPr>
-                    <pic:cNvPr id="0" name="image13.png"/>
+                    <pic:cNvPr id="0" name="image17.png"/>
                     <pic:cNvPicPr preferRelativeResize="0"/>
                   </pic:nvPicPr>
                   <pic:blipFill>
@@ -3242,12 +3242,12 @@
           <wp:inline distB="114300" distT="114300" distL="114300" distR="114300">
             <wp:extent cx="695325" cy="400050"/>
             <wp:effectExtent b="0" l="0" r="0" t="0"/>
-            <wp:docPr id="17" name="image11.png"/>
+            <wp:docPr id="17" name="image9.png"/>
             <a:graphic>
               <a:graphicData uri="http://schemas.openxmlformats.org/drawingml/2006/picture">
                 <pic:pic>
                   <pic:nvPicPr>
-                    <pic:cNvPr id="0" name="image11.png"/>
+                    <pic:cNvPr id="0" name="image9.png"/>
                     <pic:cNvPicPr preferRelativeResize="0"/>
                   </pic:nvPicPr>
                   <pic:blipFill>
@@ -3294,12 +3294,12 @@
           <wp:inline distB="114300" distT="114300" distL="114300" distR="114300">
             <wp:extent cx="1866900" cy="495300"/>
             <wp:effectExtent b="0" l="0" r="0" t="0"/>
-            <wp:docPr id="6" name="image14.png"/>
+            <wp:docPr id="6" name="image16.png"/>
             <a:graphic>
               <a:graphicData uri="http://schemas.openxmlformats.org/drawingml/2006/picture">
                 <pic:pic>
                   <pic:nvPicPr>
-                    <pic:cNvPr id="0" name="image14.png"/>
+                    <pic:cNvPr id="0" name="image16.png"/>
                     <pic:cNvPicPr preferRelativeResize="0"/>
                   </pic:nvPicPr>
                   <pic:blipFill>
@@ -4322,12 +4322,12 @@
           <wp:inline distB="114300" distT="114300" distL="114300" distR="114300">
             <wp:extent cx="3018473" cy="7286625"/>
             <wp:effectExtent b="0" l="0" r="0" t="0"/>
-            <wp:docPr id="16" name="image17.png"/>
+            <wp:docPr id="16" name="image20.png"/>
             <a:graphic>
               <a:graphicData uri="http://schemas.openxmlformats.org/drawingml/2006/picture">
                 <pic:pic>
                   <pic:nvPicPr>
-                    <pic:cNvPr id="0" name="image17.png"/>
+                    <pic:cNvPr id="0" name="image20.png"/>
                     <pic:cNvPicPr preferRelativeResize="0"/>
                   </pic:nvPicPr>
                   <pic:blipFill>
@@ -4596,12 +4596,12 @@
           <wp:inline distB="114300" distT="114300" distL="114300" distR="114300">
             <wp:extent cx="3618548" cy="9019892"/>
             <wp:effectExtent b="0" l="0" r="0" t="0"/>
-            <wp:docPr id="20" name="image2.png"/>
+            <wp:docPr id="20" name="image19.png"/>
             <a:graphic>
               <a:graphicData uri="http://schemas.openxmlformats.org/drawingml/2006/picture">
                 <pic:pic>
                   <pic:nvPicPr>
-                    <pic:cNvPr id="0" name="image2.png"/>
+                    <pic:cNvPr id="0" name="image19.png"/>
                     <pic:cNvPicPr preferRelativeResize="0"/>
                   </pic:nvPicPr>
                   <pic:blipFill>
@@ -4903,12 +4903,12 @@
           <wp:inline distB="114300" distT="114300" distL="114300" distR="114300">
             <wp:extent cx="3075623" cy="11348726"/>
             <wp:effectExtent b="0" l="0" r="0" t="0"/>
-            <wp:docPr id="8" name="image18.png"/>
+            <wp:docPr id="8" name="image13.png"/>
             <a:graphic>
               <a:graphicData uri="http://schemas.openxmlformats.org/drawingml/2006/picture">
                 <pic:pic>
                   <pic:nvPicPr>
-                    <pic:cNvPr id="0" name="image18.png"/>
+                    <pic:cNvPr id="0" name="image13.png"/>
                     <pic:cNvPicPr preferRelativeResize="0"/>
                   </pic:nvPicPr>
                   <pic:blipFill>
@@ -5202,12 +5202,12 @@
           <wp:inline distB="0" distT="0" distL="0" distR="0">
             <wp:extent cx="5356375" cy="8947762"/>
             <wp:effectExtent b="0" l="0" r="0" t="0"/>
-            <wp:docPr id="19" name="image19.png"/>
+            <wp:docPr id="19" name="image10.png"/>
             <a:graphic>
               <a:graphicData uri="http://schemas.openxmlformats.org/drawingml/2006/picture">
                 <pic:pic>
                   <pic:nvPicPr>
-                    <pic:cNvPr id="0" name="image19.png"/>
+                    <pic:cNvPr id="0" name="image10.png"/>
                     <pic:cNvPicPr preferRelativeResize="0"/>
                   </pic:nvPicPr>
                   <pic:blipFill>
@@ -5472,12 +5472,12 @@
           <wp:inline distB="114300" distT="114300" distL="114300" distR="114300">
             <wp:extent cx="4209098" cy="9705975"/>
             <wp:effectExtent b="0" l="0" r="0" t="0"/>
-            <wp:docPr id="7" name="image16.png"/>
+            <wp:docPr id="7" name="image1.png"/>
             <a:graphic>
               <a:graphicData uri="http://schemas.openxmlformats.org/drawingml/2006/picture">
                 <pic:pic>
                   <pic:nvPicPr>
-                    <pic:cNvPr id="0" name="image16.png"/>
+                    <pic:cNvPr id="0" name="image1.png"/>
                     <pic:cNvPicPr preferRelativeResize="0"/>
                   </pic:nvPicPr>
                   <pic:blipFill>
@@ -5788,12 +5788,12 @@
           <wp:inline distB="114300" distT="114300" distL="114300" distR="114300">
             <wp:extent cx="5200650" cy="4248150"/>
             <wp:effectExtent b="0" l="0" r="0" t="0"/>
-            <wp:docPr id="4" name="image12.png"/>
+            <wp:docPr id="4" name="image2.png"/>
             <a:graphic>
               <a:graphicData uri="http://schemas.openxmlformats.org/drawingml/2006/picture">
                 <pic:pic>
                   <pic:nvPicPr>
-                    <pic:cNvPr id="0" name="image12.png"/>
+                    <pic:cNvPr id="0" name="image2.png"/>
                     <pic:cNvPicPr preferRelativeResize="0"/>
                   </pic:nvPicPr>
                   <pic:blipFill>
@@ -26493,12 +26493,12 @@
           <wp:inline distB="114300" distT="114300" distL="114300" distR="114300">
             <wp:extent cx="1476375" cy="200025"/>
             <wp:effectExtent b="0" l="0" r="0" t="0"/>
-            <wp:docPr id="9" name="image9.png"/>
+            <wp:docPr id="9" name="image15.png"/>
             <a:graphic>
               <a:graphicData uri="http://schemas.openxmlformats.org/drawingml/2006/picture">
                 <pic:pic>
                   <pic:nvPicPr>
-                    <pic:cNvPr id="0" name="image9.png"/>
+                    <pic:cNvPr id="0" name="image15.png"/>
                     <pic:cNvPicPr preferRelativeResize="0"/>
                   </pic:nvPicPr>
                   <pic:blipFill>
@@ -26694,12 +26694,12 @@
           <wp:inline distB="114300" distT="114300" distL="114300" distR="114300">
             <wp:extent cx="4876800" cy="3657600"/>
             <wp:effectExtent b="0" l="0" r="0" t="0"/>
-            <wp:docPr id="10" name="image8.png"/>
+            <wp:docPr id="10" name="image5.png"/>
             <a:graphic>
               <a:graphicData uri="http://schemas.openxmlformats.org/drawingml/2006/picture">
                 <pic:pic>
                   <pic:nvPicPr>
-                    <pic:cNvPr id="0" name="image8.png"/>
+                    <pic:cNvPr id="0" name="image5.png"/>
                     <pic:cNvPicPr preferRelativeResize="0"/>
                   </pic:nvPicPr>
                   <pic:blipFill>
@@ -26872,12 +26872,12 @@
           <wp:inline distB="114300" distT="114300" distL="114300" distR="114300">
             <wp:extent cx="5934075" cy="609600"/>
             <wp:effectExtent b="0" l="0" r="0" t="0"/>
-            <wp:docPr id="18" name="image6.png"/>
+            <wp:docPr id="18" name="image18.png"/>
             <a:graphic>
               <a:graphicData uri="http://schemas.openxmlformats.org/drawingml/2006/picture">
                 <pic:pic>
                   <pic:nvPicPr>
-                    <pic:cNvPr id="0" name="image6.png"/>
+                    <pic:cNvPr id="0" name="image18.png"/>
                     <pic:cNvPicPr preferRelativeResize="0"/>
                   </pic:nvPicPr>
                   <pic:blipFill>
@@ -26944,12 +26944,12 @@
           <wp:inline distB="114300" distT="114300" distL="114300" distR="114300">
             <wp:extent cx="2457450" cy="1162050"/>
             <wp:effectExtent b="0" l="0" r="0" t="0"/>
-            <wp:docPr id="14" name="image10.png"/>
+            <wp:docPr id="14" name="image11.png"/>
             <a:graphic>
               <a:graphicData uri="http://schemas.openxmlformats.org/drawingml/2006/picture">
                 <pic:pic>
                   <pic:nvPicPr>
-                    <pic:cNvPr id="0" name="image10.png"/>
+                    <pic:cNvPr id="0" name="image11.png"/>
                     <pic:cNvPicPr preferRelativeResize="0"/>
                   </pic:nvPicPr>
                   <pic:blipFill>
@@ -27016,12 +27016,12 @@
           <wp:inline distB="114300" distT="114300" distL="114300" distR="114300">
             <wp:extent cx="2676525" cy="552450"/>
             <wp:effectExtent b="0" l="0" r="0" t="0"/>
-            <wp:docPr id="12" name="image1.png"/>
+            <wp:docPr id="12" name="image4.png"/>
             <a:graphic>
               <a:graphicData uri="http://schemas.openxmlformats.org/drawingml/2006/picture">
                 <pic:pic>
                   <pic:nvPicPr>
-                    <pic:cNvPr id="0" name="image1.png"/>
+                    <pic:cNvPr id="0" name="image4.png"/>
                     <pic:cNvPicPr preferRelativeResize="0"/>
                   </pic:nvPicPr>
                   <pic:blipFill>
@@ -27200,12 +27200,12 @@
           <wp:inline distB="114300" distT="114300" distL="114300" distR="114300">
             <wp:extent cx="4200525" cy="6743700"/>
             <wp:effectExtent b="0" l="0" r="0" t="0"/>
-            <wp:docPr id="11" name="image7.png"/>
+            <wp:docPr id="11" name="image6.png"/>
             <a:graphic>
               <a:graphicData uri="http://schemas.openxmlformats.org/drawingml/2006/picture">
                 <pic:pic>
                   <pic:nvPicPr>
-                    <pic:cNvPr id="0" name="image7.png"/>
+                    <pic:cNvPr id="0" name="image6.png"/>
                     <pic:cNvPicPr preferRelativeResize="0"/>
                   </pic:nvPicPr>
                   <pic:blipFill>
@@ -27390,12 +27390,12 @@
           <wp:inline distB="114300" distT="114300" distL="114300" distR="114300">
             <wp:extent cx="1000125" cy="1162050"/>
             <wp:effectExtent b="0" l="0" r="0" t="0"/>
-            <wp:docPr id="2" name="image4.png"/>
+            <wp:docPr id="2" name="image3.png"/>
             <a:graphic>
               <a:graphicData uri="http://schemas.openxmlformats.org/drawingml/2006/picture">
                 <pic:pic>
                   <pic:nvPicPr>
-                    <pic:cNvPr id="0" name="image4.png"/>
+                    <pic:cNvPr id="0" name="image3.png"/>
                     <pic:cNvPicPr preferRelativeResize="0"/>
                   </pic:nvPicPr>
                   <pic:blipFill>
@@ -27462,12 +27462,12 @@
           <wp:inline distB="114300" distT="114300" distL="114300" distR="114300">
             <wp:extent cx="3390900" cy="914400"/>
             <wp:effectExtent b="0" l="0" r="0" t="0"/>
-            <wp:docPr id="3" name="image5.png"/>
+            <wp:docPr id="3" name="image12.png"/>
             <a:graphic>
               <a:graphicData uri="http://schemas.openxmlformats.org/drawingml/2006/picture">
                 <pic:pic>
                   <pic:nvPicPr>
-                    <pic:cNvPr id="0" name="image5.png"/>
+                    <pic:cNvPr id="0" name="image12.png"/>
                     <pic:cNvPicPr preferRelativeResize="0"/>
                   </pic:nvPicPr>
                   <pic:blipFill>
@@ -27588,12 +27588,12 @@
           <wp:inline distB="114300" distT="114300" distL="114300" distR="114300">
             <wp:extent cx="6300160" cy="508000"/>
             <wp:effectExtent b="0" l="0" r="0" t="0"/>
-            <wp:docPr id="13" name="image3.png"/>
+            <wp:docPr id="13" name="image7.png"/>
             <a:graphic>
               <a:graphicData uri="http://schemas.openxmlformats.org/drawingml/2006/picture">
                 <pic:pic>
                   <pic:nvPicPr>
-                    <pic:cNvPr id="0" name="image3.png"/>
+                    <pic:cNvPr id="0" name="image7.png"/>
                     <pic:cNvPicPr preferRelativeResize="0"/>
                   </pic:nvPicPr>
                   <pic:blipFill>
@@ -27660,12 +27660,12 @@
           <wp:inline distB="114300" distT="114300" distL="114300" distR="114300">
             <wp:extent cx="6296025" cy="514350"/>
             <wp:effectExtent b="0" l="0" r="0" t="0"/>
-            <wp:docPr id="5" name="image15.png"/>
+            <wp:docPr id="5" name="image8.png"/>
             <a:graphic>
               <a:graphicData uri="http://schemas.openxmlformats.org/drawingml/2006/picture">
                 <pic:pic>
                   <pic:nvPicPr>
-                    <pic:cNvPr id="0" name="image15.png"/>
+                    <pic:cNvPr id="0" name="image8.png"/>
                     <pic:cNvPicPr preferRelativeResize="0"/>
                   </pic:nvPicPr>
                   <pic:blipFill>
@@ -27770,6 +27770,64 @@
     <w:p>
       <w:pPr>
         <w:pStyle w:val="Heading1"/>
+        <w:keepNext w:val="0"/>
+        <w:keepLines w:val="0"/>
+        <w:shd w:fill="ffffff" w:val="clear"/>
+        <w:spacing w:before="0" w:line="270" w:lineRule="auto"/>
+        <w:ind w:right="2260"/>
+        <w:rPr>
+          <w:rFonts w:ascii="Arial" w:cs="Arial" w:eastAsia="Arial" w:hAnsi="Arial"/>
+          <w:b w:val="1"/>
+          <w:color w:val="1f2328"/>
+          <w:sz w:val="46"/>
+          <w:szCs w:val="46"/>
+        </w:rPr>
+      </w:pPr>
+      <w:bookmarkStart w:colFirst="0" w:colLast="0" w:name="_fm7bfhx9ajlo" w:id="0"/>
+      <w:bookmarkEnd w:id="0"/>
+      <w:hyperlink r:id="rId26">
+        <w:r>
+          <w:rPr>
+            <w:rFonts w:ascii="Arial" w:cs="Arial" w:eastAsia="Arial" w:hAnsi="Arial"/>
+            <w:b w:val="1"/>
+            <w:color w:val="1155cc"/>
+            <w:sz w:val="46"/>
+            <w:szCs w:val="46"/>
+            <w:u w:val="single"/>
+            <w:rtl w:val="0"/>
+          </w:rPr>
+          <w:t xml:space="preserve">https://github.com/artificial-intelligence-department/ai_programming_playground/pull/486/files#diff-6b745ab2a27b5766500308592c1545ef3580d26eb2adb735254493926bb87bd3</w:t>
+        </w:r>
+      </w:hyperlink>
+      <w:r>
+        <w:rPr>
+          <w:rFonts w:ascii="Arial" w:cs="Arial" w:eastAsia="Arial" w:hAnsi="Arial"/>
+          <w:b w:val="1"/>
+          <w:color w:val="1f2328"/>
+          <w:sz w:val="46"/>
+          <w:szCs w:val="46"/>
+          <w:rtl w:val="0"/>
+        </w:rPr>
+        <w:t xml:space="preserve"> </w:t>
+      </w:r>
+    </w:p>
+    <w:p>
+      <w:pPr>
+        <w:rPr>
+          <w:rFonts w:ascii="Times New Roman" w:cs="Times New Roman" w:eastAsia="Times New Roman" w:hAnsi="Times New Roman"/>
+          <w:sz w:val="24"/>
+          <w:szCs w:val="24"/>
+        </w:rPr>
+      </w:pPr>
+      <w:r>
+        <w:rPr>
+          <w:rtl w:val="0"/>
+        </w:rPr>
+      </w:r>
+    </w:p>
+    <w:p>
+      <w:pPr>
+        <w:pStyle w:val="Heading1"/>
         <w:rPr>
           <w:rFonts w:ascii="Times New Roman" w:cs="Times New Roman" w:eastAsia="Times New Roman" w:hAnsi="Times New Roman"/>
           <w:b w:val="1"/>
@@ -27805,8 +27863,8 @@
       </w:r>
     </w:p>
     <w:sectPr>
-      <w:footerReference r:id="rId26" w:type="default"/>
-      <w:footerReference r:id="rId27" w:type="first"/>
+      <w:footerReference r:id="rId27" w:type="default"/>
+      <w:footerReference r:id="rId28" w:type="first"/>
       <w:pgSz w:h="16838" w:w="11906" w:orient="portrait"/>
       <w:pgMar w:bottom="1134" w:top="1134" w:left="1134" w:right="850" w:header="708" w:footer="708"/>
       <w:pgNumType w:start="1"/>
